--- a/labs/lab03/report/report.docx
+++ b/labs/lab03/report/report.docx
@@ -104,7 +104,7 @@
         </w:p>
       </w:sdtContent>
     </w:sdt>
-    <w:bookmarkStart w:id="20" w:name="цель-работы"/>
+    <w:bookmarkStart w:id="9" w:name="цель-работы"/>
     <w:p>
       <w:pPr>
         <w:pStyle w:val="Heading1"/>
@@ -121,8 +121,8 @@
         <w:t xml:space="preserve">Научиться оформлять отчёты с помощью легковесного языка разметки Markdown.</w:t>
       </w:r>
     </w:p>
-    <w:bookmarkEnd w:id="20"/>
-    <w:bookmarkStart w:id="21" w:name="задание"/>
+    <w:bookmarkEnd w:id="9"/>
+    <w:bookmarkStart w:id="10" w:name="задание"/>
     <w:p>
       <w:pPr>
         <w:pStyle w:val="Heading1"/>
@@ -145,8 +145,8 @@
         <w:t xml:space="preserve">В качестве отчёта просьба предоставить отчёты в 3 форматах: pdf, docx и md (в архиве, поскольку он должен содержать скриншоты, Makefile и т.д.)</w:t>
       </w:r>
     </w:p>
-    <w:bookmarkEnd w:id="21"/>
-    <w:bookmarkStart w:id="22" w:name="теоретическое-введение"/>
+    <w:bookmarkEnd w:id="10"/>
+    <w:bookmarkStart w:id="11" w:name="теоретическое-введение"/>
     <w:p>
       <w:pPr>
         <w:pStyle w:val="Heading1"/>
@@ -163,8 +163,8 @@
         <w:t xml:space="preserve">Markdown — это язык разметки, который позволяет легко форматировать текст. Чтобы создать заголовок, используется знак #, причем количество таких знаков определяет уровень заголовка. Для изменения начертания текста применяются звездочки: полужирный текст заключается в двойные звездочки, курсив — в одинарные, а полужирный курсив — в тройные. Цитаты оформляются с помощью символа &gt; в начале строки. Для создания списков используются звездочки или тире в случае маркированных списков, а для вложенных списков достаточно добавить отступ перед элементами дочернего списка. Упорядоченные списки создаются с помощью цифр с точкой, и для вложения также используются отступы. Ссылки в Markdown имеют следующую структуру: текст ссылки заключается в квадратные скобки, а сам адрес — в круглые. Также Markdown поддерживает вставку фрагментов кода: как внутри строки с помощью обратных кавычек, так и в виде отдельных блоков, которые удобно использовать для выделения синтаксиса. Для математических формул применяется синтаксис, аналогичный LaTeX. Чтобы конвертировать файлы из Markdown в другие форматы, используется программа Pandoc, например командой pandoc README.md -o README.pdf для создания PDF-файла или pandoc README.md -o README.docx для документа Word. Для автоматизации процесса можно использовать Makefile, где указываются все файлы для обработки.</w:t>
       </w:r>
     </w:p>
-    <w:bookmarkEnd w:id="22"/>
-    <w:bookmarkStart w:id="41" w:name="выполнение-лабораторной-работы"/>
+    <w:bookmarkEnd w:id="11"/>
+    <w:bookmarkStart w:id="28" w:name="выполнение-лабораторной-работы"/>
     <w:p>
       <w:pPr>
         <w:pStyle w:val="Heading1"/>
@@ -178,10 +178,19 @@
         <w:pStyle w:val="FirstParagraph"/>
       </w:pPr>
       <w:r>
-        <w:t xml:space="preserve">В рабочей директории курса через тектовый редактор файла открываю шаблон (рис. 1).</w:t>
-      </w:r>
-    </w:p>
-    <w:bookmarkStart w:id="26" w:name="fig-004"/>
+        <w:t xml:space="preserve">В рабочей директории курса через тектовый редактор файла открываю шаблон (рис.</w:t>
+      </w:r>
+      <w:r>
+        <w:t xml:space="preserve"> </w:t>
+      </w:r>
+      <w:r>
+        <w:t xml:space="preserve">@fig:004</w:t>
+      </w:r>
+      <w:r>
+        <w:t xml:space="preserve">)</w:t>
+      </w:r>
+    </w:p>
+    <w:bookmarkStart w:id="15" w:name="fig:004"/>
     <w:p>
       <w:pPr>
         <w:pStyle w:val="CaptionedFigure"/>
@@ -191,18 +200,18 @@
           <wp:inline>
             <wp:extent cx="2637322" cy="779646"/>
             <wp:effectExtent b="0" l="0" r="0" t="0"/>
-            <wp:docPr descr="Редактирование отчета" title="" id="24" name="Picture"/>
+            <wp:docPr descr="Редактирование отчета" title="" id="13" name="Picture"/>
             <a:graphic>
               <a:graphicData uri="http://schemas.openxmlformats.org/drawingml/2006/picture">
                 <pic:pic>
                   <pic:nvPicPr>
-                    <pic:cNvPr descr="image/4.png" id="25" name="Picture"/>
+                    <pic:cNvPr descr="image/4.png" id="14" name="Picture"/>
                     <pic:cNvPicPr>
                       <a:picLocks noChangeArrowheads="1" noChangeAspect="1"/>
                     </pic:cNvPicPr>
                   </pic:nvPicPr>
                   <pic:blipFill>
-                    <a:blip r:embed="rId23"/>
+                    <a:blip r:embed="rId12"/>
                     <a:stretch>
                       <a:fillRect/>
                     </a:stretch>
@@ -237,16 +246,25 @@
         <w:t xml:space="preserve">Редактирование отчета</w:t>
       </w:r>
     </w:p>
-    <w:bookmarkEnd w:id="26"/>
+    <w:bookmarkEnd w:id="15"/>
     <w:p>
       <w:pPr>
         <w:pStyle w:val="BodyText"/>
       </w:pPr>
       <w:r>
-        <w:t xml:space="preserve">Указываю основную информацию о лабораторной работе (рис. 2).</w:t>
-      </w:r>
-    </w:p>
-    <w:bookmarkStart w:id="30" w:name="fig-001"/>
+        <w:t xml:space="preserve">Указываю основную информацию о лабораторной работе (рис.</w:t>
+      </w:r>
+      <w:r>
+        <w:t xml:space="preserve"> </w:t>
+      </w:r>
+      <w:r>
+        <w:t xml:space="preserve">@fig:001</w:t>
+      </w:r>
+      <w:r>
+        <w:t xml:space="preserve">)</w:t>
+      </w:r>
+    </w:p>
+    <w:bookmarkStart w:id="19" w:name="fig:001"/>
     <w:p>
       <w:pPr>
         <w:pStyle w:val="CaptionedFigure"/>
@@ -256,18 +274,18 @@
           <wp:inline>
             <wp:extent cx="3484345" cy="625642"/>
             <wp:effectExtent b="0" l="0" r="0" t="0"/>
-            <wp:docPr descr="Заполнение основной информации" title="" id="28" name="Picture"/>
+            <wp:docPr descr="Заполнение основной информации" title="" id="17" name="Picture"/>
             <a:graphic>
               <a:graphicData uri="http://schemas.openxmlformats.org/drawingml/2006/picture">
                 <pic:pic>
                   <pic:nvPicPr>
-                    <pic:cNvPr descr="image/1.png" id="29" name="Picture"/>
+                    <pic:cNvPr descr="image/1.png" id="18" name="Picture"/>
                     <pic:cNvPicPr>
                       <a:picLocks noChangeArrowheads="1" noChangeAspect="1"/>
                     </pic:cNvPicPr>
                   </pic:nvPicPr>
                   <pic:blipFill>
-                    <a:blip r:embed="rId27"/>
+                    <a:blip r:embed="rId16"/>
                     <a:stretch>
                       <a:fillRect/>
                     </a:stretch>
@@ -302,24 +320,25 @@
         <w:t xml:space="preserve">Заполнение основной информации</w:t>
       </w:r>
     </w:p>
-    <w:bookmarkEnd w:id="30"/>
+    <w:bookmarkEnd w:id="19"/>
     <w:p>
       <w:pPr>
         <w:pStyle w:val="BodyText"/>
       </w:pPr>
-      <w:hyperlink r:id="rId31">
-        <w:r>
-          <w:rPr>
-            <w:rStyle w:val="Hyperlink"/>
-          </w:rPr>
-          <w:t xml:space="preserve">Формирую цель работы,задание и заполняю теоритическое введение</w:t>
-        </w:r>
-      </w:hyperlink>
-      <w:r>
-        <w:t xml:space="preserve">.</w:t>
-      </w:r>
-    </w:p>
-    <w:bookmarkStart w:id="35" w:name="fig-002"/>
+      <w:r>
+        <w:t xml:space="preserve">Формирую цель работы,задание и заполняю теоритическое введение (рис.</w:t>
+      </w:r>
+      <w:r>
+        <w:t xml:space="preserve"> </w:t>
+      </w:r>
+      <w:r>
+        <w:t xml:space="preserve">@fig:002</w:t>
+      </w:r>
+      <w:r>
+        <w:t xml:space="preserve">)</w:t>
+      </w:r>
+    </w:p>
+    <w:bookmarkStart w:id="23" w:name="fig:002"/>
     <w:p>
       <w:pPr>
         <w:pStyle w:val="CaptionedFigure"/>
@@ -329,18 +348,18 @@
           <wp:inline>
             <wp:extent cx="3733800" cy="2162985"/>
             <wp:effectExtent b="0" l="0" r="0" t="0"/>
-            <wp:docPr descr="Цель работы,задание и теоритическое введение" title="" id="33" name="Picture"/>
+            <wp:docPr descr="Цель работы,задание и теоретическое введение" title="" id="21" name="Picture"/>
             <a:graphic>
               <a:graphicData uri="http://schemas.openxmlformats.org/drawingml/2006/picture">
                 <pic:pic>
                   <pic:nvPicPr>
-                    <pic:cNvPr descr="image/2.png" id="34" name="Picture"/>
+                    <pic:cNvPr descr="image/2.png" id="22" name="Picture"/>
                     <pic:cNvPicPr>
                       <a:picLocks noChangeArrowheads="1" noChangeAspect="1"/>
                     </pic:cNvPicPr>
                   </pic:nvPicPr>
                   <pic:blipFill>
-                    <a:blip r:embed="rId32"/>
+                    <a:blip r:embed="rId20"/>
                     <a:stretch>
                       <a:fillRect/>
                     </a:stretch>
@@ -372,27 +391,28 @@
         <w:pStyle w:val="ImageCaption"/>
       </w:pPr>
       <w:r>
-        <w:t xml:space="preserve">Цель работы,задание и теоритическое введение</w:t>
-      </w:r>
-    </w:p>
-    <w:bookmarkEnd w:id="35"/>
+        <w:t xml:space="preserve">Цель работы,задание и теоретическое введение</w:t>
+      </w:r>
+    </w:p>
+    <w:bookmarkEnd w:id="23"/>
     <w:p>
       <w:pPr>
         <w:pStyle w:val="BodyText"/>
       </w:pPr>
-      <w:hyperlink r:id="rId36">
-        <w:r>
-          <w:rPr>
-            <w:rStyle w:val="Hyperlink"/>
-          </w:rPr>
-          <w:t xml:space="preserve">Описываю процесс выполнения лабораторной работы</w:t>
-        </w:r>
-      </w:hyperlink>
-      <w:r>
-        <w:t xml:space="preserve">.</w:t>
-      </w:r>
-    </w:p>
-    <w:bookmarkStart w:id="40" w:name="fig-003"/>
+      <w:r>
+        <w:t xml:space="preserve">Описываю процесс выполнения лабораторной работы (рис.</w:t>
+      </w:r>
+      <w:r>
+        <w:t xml:space="preserve"> </w:t>
+      </w:r>
+      <w:r>
+        <w:t xml:space="preserve">@fig:003</w:t>
+      </w:r>
+      <w:r>
+        <w:t xml:space="preserve">)</w:t>
+      </w:r>
+    </w:p>
+    <w:bookmarkStart w:id="27" w:name="fig:003"/>
     <w:p>
       <w:pPr>
         <w:pStyle w:val="CaptionedFigure"/>
@@ -400,20 +420,20 @@
       <w:r>
         <w:drawing>
           <wp:inline>
-            <wp:extent cx="3733800" cy="3143180"/>
+            <wp:extent cx="3733800" cy="2104035"/>
             <wp:effectExtent b="0" l="0" r="0" t="0"/>
-            <wp:docPr descr="Выполнение отчета по лабораторной работе" title="" id="38" name="Picture"/>
+            <wp:docPr descr="Выполнение отчета по лабораторной работе" title="" id="25" name="Picture"/>
             <a:graphic>
               <a:graphicData uri="http://schemas.openxmlformats.org/drawingml/2006/picture">
                 <pic:pic>
                   <pic:nvPicPr>
-                    <pic:cNvPr descr="image/3.png" id="39" name="Picture"/>
+                    <pic:cNvPr descr="image/3.png" id="26" name="Picture"/>
                     <pic:cNvPicPr>
                       <a:picLocks noChangeArrowheads="1" noChangeAspect="1"/>
                     </pic:cNvPicPr>
                   </pic:nvPicPr>
                   <pic:blipFill>
-                    <a:blip r:embed="rId37"/>
+                    <a:blip r:embed="rId24"/>
                     <a:stretch>
                       <a:fillRect/>
                     </a:stretch>
@@ -421,7 +441,7 @@
                   <pic:spPr bwMode="auto">
                     <a:xfrm>
                       <a:off x="0" y="0"/>
-                      <a:ext cx="3733800" cy="3143180"/>
+                      <a:ext cx="3733800" cy="2104035"/>
                     </a:xfrm>
                     <a:prstGeom prst="rect">
                       <a:avLst/>
@@ -448,9 +468,9 @@
         <w:t xml:space="preserve">Выполнение отчета по лабораторной работе</w:t>
       </w:r>
     </w:p>
-    <w:bookmarkEnd w:id="40"/>
-    <w:bookmarkEnd w:id="41"/>
-    <w:bookmarkStart w:id="42" w:name="выводы"/>
+    <w:bookmarkEnd w:id="27"/>
+    <w:bookmarkEnd w:id="28"/>
+    <w:bookmarkStart w:id="29" w:name="выводы"/>
     <w:p>
       <w:pPr>
         <w:pStyle w:val="Heading1"/>
@@ -467,8 +487,8 @@
         <w:t xml:space="preserve">Мы научились оформлять отчёты с помощью легковесного языка разметки Markdown.</w:t>
       </w:r>
     </w:p>
-    <w:bookmarkEnd w:id="42"/>
-    <w:bookmarkStart w:id="44" w:name="список-литературы"/>
+    <w:bookmarkEnd w:id="29"/>
+    <w:bookmarkStart w:id="31" w:name="список-литературы"/>
     <w:p>
       <w:pPr>
         <w:pStyle w:val="Heading1"/>
@@ -477,9 +497,9 @@
         <w:t xml:space="preserve">Список литературы</w:t>
       </w:r>
     </w:p>
-    <w:bookmarkStart w:id="43" w:name="refs"/>
-    <w:bookmarkEnd w:id="43"/>
-    <w:bookmarkEnd w:id="44"/>
+    <w:bookmarkStart w:id="30" w:name="refs"/>
+    <w:bookmarkEnd w:id="30"/>
+    <w:bookmarkEnd w:id="31"/>
     <w:sectPr>
       <w:footnotePr>
         <w:numRestart w:val="eachSect"/>
@@ -601,10 +621,10 @@
   <w:docDefaults>
     <w:rPrDefault>
       <w:rPr>
-        <w:rFonts w:asciiTheme="minorHAnsi" w:cstheme="minorBidi" w:eastAsiaTheme="minorHAnsi" w:hAnsiTheme="minorHAnsi"/>
+        <w:rFonts w:asciiTheme="minorHAnsi" w:cstheme="minorBidi" w:eastAsiaTheme="minorEastAsia" w:hAnsiTheme="minorHAnsi"/>
         <w:sz w:val="24"/>
         <w:szCs w:val="24"/>
-        <w:lang w:bidi="ar-SA" w:eastAsia="en-US" w:val="ru-RU"/>
+        <w:lang w:bidi="ar-SA" w:eastAsia="zh-CN" w:val="ru-RU"/>
       </w:rPr>
     </w:rPrDefault>
     <w:pPrDefault>
@@ -1145,13 +1165,6 @@
       </w:tblCellMar>
     </w:tblPr>
     <w:tblStylePr w:type="firstRow">
-      <w:tblPr>
-        <w:jc w:val="left"/>
-        <w:tblInd w:type="dxa" w:w="0"/>
-      </w:tblPr>
-      <w:trPr>
-        <w:jc w:val="left"/>
-      </w:trPr>
       <w:tcPr>
         <w:tcBorders>
           <w:bottom w:val="single"/>
